--- a/public/Greencoat_Harassment_Sexual_Harassment_Risk_Assessment_Mar2026.docx
+++ b/public/Greencoat_Harassment_Sexual_Harassment_Risk_Assessment_Mar2026.docx
@@ -14,7 +14,7 @@
         <w:rPr>
           <w:rFonts w:asciiTheme="minorHAnsi" w:hAnsiTheme="minorHAnsi" w:cstheme="minorHAnsi"/>
         </w:rPr>
-        <w:t>Harassment and Sexual Harassment Risk Assessment Template (example)</w:t>
+        <w:t>Harassment and Sexual Harassment Risk Assessment Template</w:t>
       </w:r>
       <w:bookmarkEnd w:id="0"/>
     </w:p>
